--- a/outreach/ergebnisse_dh-outreach-interviews.docx
+++ b/outreach/ergebnisse_dh-outreach-interviews.docx
@@ -12,29 +12,30 @@
     </w:p>
     <w:tbl>
       <w:tblPr>
-        <w:tblStyle w:val="Tabellenraster"/>
+        <w:tblStyle w:val="TableGrid"/>
         <w:tblW w:w="5000" w:type="pct"/>
         <w:tblLook w:val="04A0" w:firstRow="1" w:lastRow="0" w:firstColumn="1" w:lastColumn="0" w:noHBand="0" w:noVBand="1"/>
       </w:tblPr>
       <w:tblGrid>
-        <w:gridCol w:w="466"/>
-        <w:gridCol w:w="1122"/>
-        <w:gridCol w:w="1666"/>
-        <w:gridCol w:w="1279"/>
+        <w:gridCol w:w="328"/>
+        <w:gridCol w:w="2887"/>
+        <w:gridCol w:w="837"/>
+        <w:gridCol w:w="1403"/>
+        <w:gridCol w:w="1041"/>
+        <w:gridCol w:w="1479"/>
+        <w:gridCol w:w="2157"/>
+        <w:gridCol w:w="1798"/>
+        <w:gridCol w:w="1730"/>
         <w:gridCol w:w="1742"/>
-        <w:gridCol w:w="1993"/>
-        <w:gridCol w:w="2074"/>
-        <w:gridCol w:w="2006"/>
-        <w:gridCol w:w="2018"/>
-        <w:gridCol w:w="1989"/>
-        <w:gridCol w:w="1593"/>
-        <w:gridCol w:w="1989"/>
-        <w:gridCol w:w="1309"/>
+        <w:gridCol w:w="1718"/>
+        <w:gridCol w:w="1340"/>
+        <w:gridCol w:w="1718"/>
+        <w:gridCol w:w="1068"/>
       </w:tblGrid>
       <w:tr>
         <w:tc>
           <w:tcPr>
-            <w:tcW w:w="110" w:type="pct"/>
+            <w:tcW w:w="104" w:type="pct"/>
             <w:shd w:val="clear" w:color="auto" w:fill="E7E6E6" w:themeFill="background2"/>
           </w:tcPr>
           <w:p>
@@ -55,7 +56,7 @@
         </w:tc>
         <w:tc>
           <w:tcPr>
-            <w:tcW w:w="264" w:type="pct"/>
+            <w:tcW w:w="251" w:type="pct"/>
             <w:shd w:val="clear" w:color="auto" w:fill="E7E6E6" w:themeFill="background2"/>
           </w:tcPr>
           <w:p>
@@ -70,13 +71,34 @@
                 <w:b/>
                 <w:bCs/>
               </w:rPr>
+              <w:t>Protokoll</w:t>
+            </w:r>
+          </w:p>
+        </w:tc>
+        <w:tc>
+          <w:tcPr>
+            <w:tcW w:w="251" w:type="pct"/>
+            <w:shd w:val="clear" w:color="auto" w:fill="E7E6E6" w:themeFill="background2"/>
+          </w:tcPr>
+          <w:p>
+            <w:pPr>
+              <w:rPr>
+                <w:b/>
+                <w:bCs/>
+              </w:rPr>
+            </w:pPr>
+            <w:r>
+              <w:rPr>
+                <w:b/>
+                <w:bCs/>
+              </w:rPr>
               <w:t>Datum</w:t>
             </w:r>
           </w:p>
         </w:tc>
         <w:tc>
           <w:tcPr>
-            <w:tcW w:w="392" w:type="pct"/>
+            <w:tcW w:w="372" w:type="pct"/>
             <w:shd w:val="clear" w:color="auto" w:fill="E7E6E6" w:themeFill="background2"/>
           </w:tcPr>
           <w:p>
@@ -97,7 +119,7 @@
         </w:tc>
         <w:tc>
           <w:tcPr>
-            <w:tcW w:w="301" w:type="pct"/>
+            <w:tcW w:w="286" w:type="pct"/>
             <w:shd w:val="clear" w:color="auto" w:fill="E7E6E6" w:themeFill="background2"/>
           </w:tcPr>
           <w:p>
@@ -118,7 +140,7 @@
         </w:tc>
         <w:tc>
           <w:tcPr>
-            <w:tcW w:w="410" w:type="pct"/>
+            <w:tcW w:w="389" w:type="pct"/>
             <w:shd w:val="clear" w:color="auto" w:fill="E7E6E6" w:themeFill="background2"/>
           </w:tcPr>
           <w:p>
@@ -139,7 +161,7 @@
         </w:tc>
         <w:tc>
           <w:tcPr>
-            <w:tcW w:w="469" w:type="pct"/>
+            <w:tcW w:w="446" w:type="pct"/>
             <w:shd w:val="clear" w:color="auto" w:fill="E7E6E6" w:themeFill="background2"/>
           </w:tcPr>
           <w:p>
@@ -160,7 +182,7 @@
         </w:tc>
         <w:tc>
           <w:tcPr>
-            <w:tcW w:w="488" w:type="pct"/>
+            <w:tcW w:w="464" w:type="pct"/>
             <w:shd w:val="clear" w:color="auto" w:fill="E7E6E6" w:themeFill="background2"/>
           </w:tcPr>
           <w:p>
@@ -181,7 +203,7 @@
         </w:tc>
         <w:tc>
           <w:tcPr>
-            <w:tcW w:w="472" w:type="pct"/>
+            <w:tcW w:w="448" w:type="pct"/>
             <w:shd w:val="clear" w:color="auto" w:fill="E7E6E6" w:themeFill="background2"/>
           </w:tcPr>
           <w:p>
@@ -202,7 +224,7 @@
         </w:tc>
         <w:tc>
           <w:tcPr>
-            <w:tcW w:w="475" w:type="pct"/>
+            <w:tcW w:w="451" w:type="pct"/>
             <w:shd w:val="clear" w:color="auto" w:fill="E7E6E6" w:themeFill="background2"/>
           </w:tcPr>
           <w:p>
@@ -223,7 +245,7 @@
         </w:tc>
         <w:tc>
           <w:tcPr>
-            <w:tcW w:w="468" w:type="pct"/>
+            <w:tcW w:w="445" w:type="pct"/>
             <w:shd w:val="clear" w:color="auto" w:fill="E7E6E6" w:themeFill="background2"/>
           </w:tcPr>
           <w:p>
@@ -244,7 +266,7 @@
         </w:tc>
         <w:tc>
           <w:tcPr>
-            <w:tcW w:w="375" w:type="pct"/>
+            <w:tcW w:w="356" w:type="pct"/>
             <w:shd w:val="clear" w:color="auto" w:fill="E7E6E6" w:themeFill="background2"/>
           </w:tcPr>
           <w:p>
@@ -265,7 +287,7 @@
         </w:tc>
         <w:tc>
           <w:tcPr>
-            <w:tcW w:w="468" w:type="pct"/>
+            <w:tcW w:w="445" w:type="pct"/>
             <w:shd w:val="clear" w:color="auto" w:fill="E7E6E6" w:themeFill="background2"/>
           </w:tcPr>
           <w:p>
@@ -286,7 +308,7 @@
         </w:tc>
         <w:tc>
           <w:tcPr>
-            <w:tcW w:w="308" w:type="pct"/>
+            <w:tcW w:w="292" w:type="pct"/>
             <w:shd w:val="clear" w:color="auto" w:fill="E7E6E6" w:themeFill="background2"/>
           </w:tcPr>
           <w:p>
@@ -309,7 +331,7 @@
       <w:tr>
         <w:tc>
           <w:tcPr>
-            <w:tcW w:w="110" w:type="pct"/>
+            <w:tcW w:w="104" w:type="pct"/>
           </w:tcPr>
           <w:p>
             <w:r>
@@ -319,73 +341,107 @@
         </w:tc>
         <w:tc>
           <w:tcPr>
-            <w:tcW w:w="264" w:type="pct"/>
-          </w:tcPr>
-          <w:p/>
-        </w:tc>
-        <w:tc>
-          <w:tcPr>
-            <w:tcW w:w="392" w:type="pct"/>
-          </w:tcPr>
-          <w:p/>
-        </w:tc>
-        <w:tc>
-          <w:tcPr>
-            <w:tcW w:w="301" w:type="pct"/>
-          </w:tcPr>
-          <w:p/>
-        </w:tc>
-        <w:tc>
-          <w:tcPr>
-            <w:tcW w:w="410" w:type="pct"/>
-          </w:tcPr>
-          <w:p/>
-        </w:tc>
-        <w:tc>
-          <w:tcPr>
-            <w:tcW w:w="469" w:type="pct"/>
-          </w:tcPr>
-          <w:p/>
-        </w:tc>
-        <w:tc>
-          <w:tcPr>
-            <w:tcW w:w="488" w:type="pct"/>
-          </w:tcPr>
-          <w:p/>
-        </w:tc>
-        <w:tc>
-          <w:tcPr>
-            <w:tcW w:w="472" w:type="pct"/>
-          </w:tcPr>
-          <w:p/>
-        </w:tc>
-        <w:tc>
-          <w:tcPr>
-            <w:tcW w:w="475" w:type="pct"/>
-          </w:tcPr>
-          <w:p/>
-        </w:tc>
-        <w:tc>
-          <w:tcPr>
-            <w:tcW w:w="468" w:type="pct"/>
-          </w:tcPr>
-          <w:p/>
-        </w:tc>
-        <w:tc>
-          <w:tcPr>
-            <w:tcW w:w="375" w:type="pct"/>
-          </w:tcPr>
-          <w:p/>
-        </w:tc>
-        <w:tc>
-          <w:tcPr>
-            <w:tcW w:w="468" w:type="pct"/>
-          </w:tcPr>
-          <w:p/>
-        </w:tc>
-        <w:tc>
-          <w:tcPr>
-            <w:tcW w:w="308" w:type="pct"/>
+            <w:tcW w:w="251" w:type="pct"/>
+          </w:tcPr>
+          <w:p>
+            <w:r>
+              <w:t>2026-03-12_Moormann_16_Musik.md</w:t>
+            </w:r>
+          </w:p>
+        </w:tc>
+        <w:tc>
+          <w:tcPr>
+            <w:tcW w:w="251" w:type="pct"/>
+          </w:tcPr>
+          <w:p>
+            <w:r>
+              <w:t>2026-03-12</w:t>
+            </w:r>
+          </w:p>
+        </w:tc>
+        <w:tc>
+          <w:tcPr>
+            <w:tcW w:w="372" w:type="pct"/>
+          </w:tcPr>
+          <w:p>
+            <w:r>
+              <w:t>Peter Moormann</w:t>
+            </w:r>
+          </w:p>
+        </w:tc>
+        <w:tc>
+          <w:tcPr>
+            <w:tcW w:w="286" w:type="pct"/>
+          </w:tcPr>
+          <w:p>
+            <w:r>
+              <w:t>16</w:t>
+            </w:r>
+          </w:p>
+        </w:tc>
+        <w:tc>
+          <w:tcPr>
+            <w:tcW w:w="389" w:type="pct"/>
+          </w:tcPr>
+          <w:p>
+            <w:r>
+              <w:t>Musik</w:t>
+            </w:r>
+          </w:p>
+        </w:tc>
+        <w:tc>
+          <w:tcPr>
+            <w:tcW w:w="446" w:type="pct"/>
+          </w:tcPr>
+          <w:p>
+            <w:r>
+              <w:t>Qualitative (und teils quanitative) Auswertung von Pressetexten und Audiotranskripten von Podcasts und musikjournalistischen Beiträgen.</w:t>
+            </w:r>
+          </w:p>
+        </w:tc>
+        <w:tc>
+          <w:tcPr>
+            <w:tcW w:w="464" w:type="pct"/>
+          </w:tcPr>
+          <w:p/>
+        </w:tc>
+        <w:tc>
+          <w:tcPr>
+            <w:tcW w:w="448" w:type="pct"/>
+          </w:tcPr>
+          <w:p>
+            <w:r>
+              <w:t>MAXQDA</w:t>
+            </w:r>
+          </w:p>
+        </w:tc>
+        <w:tc>
+          <w:tcPr>
+            <w:tcW w:w="451" w:type="pct"/>
+          </w:tcPr>
+          <w:p/>
+        </w:tc>
+        <w:tc>
+          <w:tcPr>
+            <w:tcW w:w="445" w:type="pct"/>
+          </w:tcPr>
+          <w:p/>
+        </w:tc>
+        <w:tc>
+          <w:tcPr>
+            <w:tcW w:w="356" w:type="pct"/>
+          </w:tcPr>
+          <w:p/>
+        </w:tc>
+        <w:tc>
+          <w:tcPr>
+            <w:tcW w:w="445" w:type="pct"/>
+          </w:tcPr>
+          <w:p/>
+        </w:tc>
+        <w:tc>
+          <w:tcPr>
+            <w:tcW w:w="292" w:type="pct"/>
           </w:tcPr>
           <w:p/>
         </w:tc>
@@ -393,79 +449,85 @@
       <w:tr>
         <w:tc>
           <w:tcPr>
-            <w:tcW w:w="110" w:type="pct"/>
-          </w:tcPr>
-          <w:p/>
-        </w:tc>
-        <w:tc>
-          <w:tcPr>
-            <w:tcW w:w="264" w:type="pct"/>
-          </w:tcPr>
-          <w:p/>
-        </w:tc>
-        <w:tc>
-          <w:tcPr>
-            <w:tcW w:w="392" w:type="pct"/>
-          </w:tcPr>
-          <w:p/>
-        </w:tc>
-        <w:tc>
-          <w:tcPr>
-            <w:tcW w:w="301" w:type="pct"/>
-          </w:tcPr>
-          <w:p/>
-        </w:tc>
-        <w:tc>
-          <w:tcPr>
-            <w:tcW w:w="410" w:type="pct"/>
-          </w:tcPr>
-          <w:p/>
-        </w:tc>
-        <w:tc>
-          <w:tcPr>
-            <w:tcW w:w="469" w:type="pct"/>
-          </w:tcPr>
-          <w:p/>
-        </w:tc>
-        <w:tc>
-          <w:tcPr>
-            <w:tcW w:w="488" w:type="pct"/>
-          </w:tcPr>
-          <w:p/>
-        </w:tc>
-        <w:tc>
-          <w:tcPr>
-            <w:tcW w:w="472" w:type="pct"/>
-          </w:tcPr>
-          <w:p/>
-        </w:tc>
-        <w:tc>
-          <w:tcPr>
-            <w:tcW w:w="475" w:type="pct"/>
-          </w:tcPr>
-          <w:p/>
-        </w:tc>
-        <w:tc>
-          <w:tcPr>
-            <w:tcW w:w="468" w:type="pct"/>
-          </w:tcPr>
-          <w:p/>
-        </w:tc>
-        <w:tc>
-          <w:tcPr>
-            <w:tcW w:w="375" w:type="pct"/>
-          </w:tcPr>
-          <w:p/>
-        </w:tc>
-        <w:tc>
-          <w:tcPr>
-            <w:tcW w:w="468" w:type="pct"/>
-          </w:tcPr>
-          <w:p/>
-        </w:tc>
-        <w:tc>
-          <w:tcPr>
-            <w:tcW w:w="308" w:type="pct"/>
+            <w:tcW w:w="104" w:type="pct"/>
+          </w:tcPr>
+          <w:p/>
+        </w:tc>
+        <w:tc>
+          <w:tcPr>
+            <w:tcW w:w="251" w:type="pct"/>
+          </w:tcPr>
+          <w:p/>
+        </w:tc>
+        <w:tc>
+          <w:tcPr>
+            <w:tcW w:w="251" w:type="pct"/>
+          </w:tcPr>
+          <w:p/>
+        </w:tc>
+        <w:tc>
+          <w:tcPr>
+            <w:tcW w:w="372" w:type="pct"/>
+          </w:tcPr>
+          <w:p/>
+        </w:tc>
+        <w:tc>
+          <w:tcPr>
+            <w:tcW w:w="286" w:type="pct"/>
+          </w:tcPr>
+          <w:p/>
+        </w:tc>
+        <w:tc>
+          <w:tcPr>
+            <w:tcW w:w="389" w:type="pct"/>
+          </w:tcPr>
+          <w:p/>
+        </w:tc>
+        <w:tc>
+          <w:tcPr>
+            <w:tcW w:w="446" w:type="pct"/>
+          </w:tcPr>
+          <w:p/>
+        </w:tc>
+        <w:tc>
+          <w:tcPr>
+            <w:tcW w:w="464" w:type="pct"/>
+          </w:tcPr>
+          <w:p/>
+        </w:tc>
+        <w:tc>
+          <w:tcPr>
+            <w:tcW w:w="448" w:type="pct"/>
+          </w:tcPr>
+          <w:p/>
+        </w:tc>
+        <w:tc>
+          <w:tcPr>
+            <w:tcW w:w="451" w:type="pct"/>
+          </w:tcPr>
+          <w:p/>
+        </w:tc>
+        <w:tc>
+          <w:tcPr>
+            <w:tcW w:w="445" w:type="pct"/>
+          </w:tcPr>
+          <w:p/>
+        </w:tc>
+        <w:tc>
+          <w:tcPr>
+            <w:tcW w:w="356" w:type="pct"/>
+          </w:tcPr>
+          <w:p/>
+        </w:tc>
+        <w:tc>
+          <w:tcPr>
+            <w:tcW w:w="445" w:type="pct"/>
+          </w:tcPr>
+          <w:p/>
+        </w:tc>
+        <w:tc>
+          <w:tcPr>
+            <w:tcW w:w="292" w:type="pct"/>
           </w:tcPr>
           <w:p/>
         </w:tc>
@@ -473,79 +535,85 @@
       <w:tr>
         <w:tc>
           <w:tcPr>
-            <w:tcW w:w="110" w:type="pct"/>
-          </w:tcPr>
-          <w:p/>
-        </w:tc>
-        <w:tc>
-          <w:tcPr>
-            <w:tcW w:w="264" w:type="pct"/>
-          </w:tcPr>
-          <w:p/>
-        </w:tc>
-        <w:tc>
-          <w:tcPr>
-            <w:tcW w:w="392" w:type="pct"/>
-          </w:tcPr>
-          <w:p/>
-        </w:tc>
-        <w:tc>
-          <w:tcPr>
-            <w:tcW w:w="301" w:type="pct"/>
-          </w:tcPr>
-          <w:p/>
-        </w:tc>
-        <w:tc>
-          <w:tcPr>
-            <w:tcW w:w="410" w:type="pct"/>
-          </w:tcPr>
-          <w:p/>
-        </w:tc>
-        <w:tc>
-          <w:tcPr>
-            <w:tcW w:w="469" w:type="pct"/>
-          </w:tcPr>
-          <w:p/>
-        </w:tc>
-        <w:tc>
-          <w:tcPr>
-            <w:tcW w:w="488" w:type="pct"/>
-          </w:tcPr>
-          <w:p/>
-        </w:tc>
-        <w:tc>
-          <w:tcPr>
-            <w:tcW w:w="472" w:type="pct"/>
-          </w:tcPr>
-          <w:p/>
-        </w:tc>
-        <w:tc>
-          <w:tcPr>
-            <w:tcW w:w="475" w:type="pct"/>
-          </w:tcPr>
-          <w:p/>
-        </w:tc>
-        <w:tc>
-          <w:tcPr>
-            <w:tcW w:w="468" w:type="pct"/>
-          </w:tcPr>
-          <w:p/>
-        </w:tc>
-        <w:tc>
-          <w:tcPr>
-            <w:tcW w:w="375" w:type="pct"/>
-          </w:tcPr>
-          <w:p/>
-        </w:tc>
-        <w:tc>
-          <w:tcPr>
-            <w:tcW w:w="468" w:type="pct"/>
-          </w:tcPr>
-          <w:p/>
-        </w:tc>
-        <w:tc>
-          <w:tcPr>
-            <w:tcW w:w="308" w:type="pct"/>
+            <w:tcW w:w="104" w:type="pct"/>
+          </w:tcPr>
+          <w:p/>
+        </w:tc>
+        <w:tc>
+          <w:tcPr>
+            <w:tcW w:w="251" w:type="pct"/>
+          </w:tcPr>
+          <w:p/>
+        </w:tc>
+        <w:tc>
+          <w:tcPr>
+            <w:tcW w:w="251" w:type="pct"/>
+          </w:tcPr>
+          <w:p/>
+        </w:tc>
+        <w:tc>
+          <w:tcPr>
+            <w:tcW w:w="372" w:type="pct"/>
+          </w:tcPr>
+          <w:p/>
+        </w:tc>
+        <w:tc>
+          <w:tcPr>
+            <w:tcW w:w="286" w:type="pct"/>
+          </w:tcPr>
+          <w:p/>
+        </w:tc>
+        <w:tc>
+          <w:tcPr>
+            <w:tcW w:w="389" w:type="pct"/>
+          </w:tcPr>
+          <w:p/>
+        </w:tc>
+        <w:tc>
+          <w:tcPr>
+            <w:tcW w:w="446" w:type="pct"/>
+          </w:tcPr>
+          <w:p/>
+        </w:tc>
+        <w:tc>
+          <w:tcPr>
+            <w:tcW w:w="464" w:type="pct"/>
+          </w:tcPr>
+          <w:p/>
+        </w:tc>
+        <w:tc>
+          <w:tcPr>
+            <w:tcW w:w="448" w:type="pct"/>
+          </w:tcPr>
+          <w:p/>
+        </w:tc>
+        <w:tc>
+          <w:tcPr>
+            <w:tcW w:w="451" w:type="pct"/>
+          </w:tcPr>
+          <w:p/>
+        </w:tc>
+        <w:tc>
+          <w:tcPr>
+            <w:tcW w:w="445" w:type="pct"/>
+          </w:tcPr>
+          <w:p/>
+        </w:tc>
+        <w:tc>
+          <w:tcPr>
+            <w:tcW w:w="356" w:type="pct"/>
+          </w:tcPr>
+          <w:p/>
+        </w:tc>
+        <w:tc>
+          <w:tcPr>
+            <w:tcW w:w="445" w:type="pct"/>
+          </w:tcPr>
+          <w:p/>
+        </w:tc>
+        <w:tc>
+          <w:tcPr>
+            <w:tcW w:w="292" w:type="pct"/>
           </w:tcPr>
           <w:p/>
         </w:tc>
@@ -553,79 +621,85 @@
       <w:tr>
         <w:tc>
           <w:tcPr>
-            <w:tcW w:w="110" w:type="pct"/>
-          </w:tcPr>
-          <w:p/>
-        </w:tc>
-        <w:tc>
-          <w:tcPr>
-            <w:tcW w:w="264" w:type="pct"/>
-          </w:tcPr>
-          <w:p/>
-        </w:tc>
-        <w:tc>
-          <w:tcPr>
-            <w:tcW w:w="392" w:type="pct"/>
-          </w:tcPr>
-          <w:p/>
-        </w:tc>
-        <w:tc>
-          <w:tcPr>
-            <w:tcW w:w="301" w:type="pct"/>
-          </w:tcPr>
-          <w:p/>
-        </w:tc>
-        <w:tc>
-          <w:tcPr>
-            <w:tcW w:w="410" w:type="pct"/>
-          </w:tcPr>
-          <w:p/>
-        </w:tc>
-        <w:tc>
-          <w:tcPr>
-            <w:tcW w:w="469" w:type="pct"/>
-          </w:tcPr>
-          <w:p/>
-        </w:tc>
-        <w:tc>
-          <w:tcPr>
-            <w:tcW w:w="488" w:type="pct"/>
-          </w:tcPr>
-          <w:p/>
-        </w:tc>
-        <w:tc>
-          <w:tcPr>
-            <w:tcW w:w="472" w:type="pct"/>
-          </w:tcPr>
-          <w:p/>
-        </w:tc>
-        <w:tc>
-          <w:tcPr>
-            <w:tcW w:w="475" w:type="pct"/>
-          </w:tcPr>
-          <w:p/>
-        </w:tc>
-        <w:tc>
-          <w:tcPr>
-            <w:tcW w:w="468" w:type="pct"/>
-          </w:tcPr>
-          <w:p/>
-        </w:tc>
-        <w:tc>
-          <w:tcPr>
-            <w:tcW w:w="375" w:type="pct"/>
-          </w:tcPr>
-          <w:p/>
-        </w:tc>
-        <w:tc>
-          <w:tcPr>
-            <w:tcW w:w="468" w:type="pct"/>
-          </w:tcPr>
-          <w:p/>
-        </w:tc>
-        <w:tc>
-          <w:tcPr>
-            <w:tcW w:w="308" w:type="pct"/>
+            <w:tcW w:w="104" w:type="pct"/>
+          </w:tcPr>
+          <w:p/>
+        </w:tc>
+        <w:tc>
+          <w:tcPr>
+            <w:tcW w:w="251" w:type="pct"/>
+          </w:tcPr>
+          <w:p/>
+        </w:tc>
+        <w:tc>
+          <w:tcPr>
+            <w:tcW w:w="251" w:type="pct"/>
+          </w:tcPr>
+          <w:p/>
+        </w:tc>
+        <w:tc>
+          <w:tcPr>
+            <w:tcW w:w="372" w:type="pct"/>
+          </w:tcPr>
+          <w:p/>
+        </w:tc>
+        <w:tc>
+          <w:tcPr>
+            <w:tcW w:w="286" w:type="pct"/>
+          </w:tcPr>
+          <w:p/>
+        </w:tc>
+        <w:tc>
+          <w:tcPr>
+            <w:tcW w:w="389" w:type="pct"/>
+          </w:tcPr>
+          <w:p/>
+        </w:tc>
+        <w:tc>
+          <w:tcPr>
+            <w:tcW w:w="446" w:type="pct"/>
+          </w:tcPr>
+          <w:p/>
+        </w:tc>
+        <w:tc>
+          <w:tcPr>
+            <w:tcW w:w="464" w:type="pct"/>
+          </w:tcPr>
+          <w:p/>
+        </w:tc>
+        <w:tc>
+          <w:tcPr>
+            <w:tcW w:w="448" w:type="pct"/>
+          </w:tcPr>
+          <w:p/>
+        </w:tc>
+        <w:tc>
+          <w:tcPr>
+            <w:tcW w:w="451" w:type="pct"/>
+          </w:tcPr>
+          <w:p/>
+        </w:tc>
+        <w:tc>
+          <w:tcPr>
+            <w:tcW w:w="445" w:type="pct"/>
+          </w:tcPr>
+          <w:p/>
+        </w:tc>
+        <w:tc>
+          <w:tcPr>
+            <w:tcW w:w="356" w:type="pct"/>
+          </w:tcPr>
+          <w:p/>
+        </w:tc>
+        <w:tc>
+          <w:tcPr>
+            <w:tcW w:w="445" w:type="pct"/>
+          </w:tcPr>
+          <w:p/>
+        </w:tc>
+        <w:tc>
+          <w:tcPr>
+            <w:tcW w:w="292" w:type="pct"/>
           </w:tcPr>
           <w:p/>
         </w:tc>
@@ -1037,17 +1111,17 @@
     <w:lsdException w:name="Unresolved Mention" w:semiHidden="1" w:unhideWhenUsed="1"/>
     <w:lsdException w:name="Smart Link" w:semiHidden="1" w:unhideWhenUsed="1"/>
   </w:latentStyles>
-  <w:style w:type="paragraph" w:default="1" w:styleId="Standard">
+  <w:style w:type="paragraph" w:default="1" w:styleId="Normal">
     <w:name w:val="Normal"/>
     <w:qFormat/>
   </w:style>
-  <w:style w:type="character" w:default="1" w:styleId="Absatz-Standardschriftart">
+  <w:style w:type="character" w:default="1" w:styleId="DefaultParagraphFont">
     <w:name w:val="Default Paragraph Font"/>
     <w:uiPriority w:val="1"/>
     <w:semiHidden/>
     <w:unhideWhenUsed/>
   </w:style>
-  <w:style w:type="table" w:default="1" w:styleId="NormaleTabelle">
+  <w:style w:type="table" w:default="1" w:styleId="TableNormal">
     <w:name w:val="Normal Table"/>
     <w:uiPriority w:val="99"/>
     <w:semiHidden/>
@@ -1062,15 +1136,15 @@
       </w:tblCellMar>
     </w:tblPr>
   </w:style>
-  <w:style w:type="numbering" w:default="1" w:styleId="KeineListe">
+  <w:style w:type="numbering" w:default="1" w:styleId="NoList">
     <w:name w:val="No List"/>
     <w:uiPriority w:val="99"/>
     <w:semiHidden/>
     <w:unhideWhenUsed/>
   </w:style>
-  <w:style w:type="table" w:styleId="Tabellenraster">
+  <w:style w:type="table" w:styleId="TableGrid">
     <w:name w:val="Table Grid"/>
-    <w:basedOn w:val="NormaleTabelle"/>
+    <w:basedOn w:val="TableNormal"/>
     <w:uiPriority w:val="39"/>
     <w:rsid w:val="00073059"/>
     <w:pPr>
